--- a/fra/docx/43.content.docx
+++ b/fra/docx/43.content.docx
@@ -28,22 +28,6 @@
       </w:r>
     </w:p>
     <w:p>
-      <w:pPr>
-        <w:pStyle w:val="Heading2"/>
-      </w:pPr>
-      <w:r>
-        <w:rPr>
-          <w:lang w:val="fr_FR" w:bidi="fr_FR"/>
-        </w:rPr>
-        <w:t>License Information</w:t>
-      </w:r>
-      <w:r>
-        <w:rPr>
-          <w:lang w:val="fr_FR" w:bidi="fr_FR"/>
-        </w:rPr>
-      </w:r>
-    </w:p>
-    <w:p>
       <w:pPr/>
       <w:r>
         <w:rPr>
@@ -55,86 +39,25 @@
           <w:b/>
           <w:lang w:val="fr_FR" w:bidi="fr_FR"/>
         </w:rPr>
-        <w:t>Notes d'étude (Biblica)</w:t>
-      </w:r>
-      <w:r>
-        <w:rPr>
-          <w:lang w:val="fr_FR" w:bidi="fr_FR"/>
-        </w:rPr>
-        <w:t xml:space="preserve"> (French) is based on</w:t>
-      </w:r>
-      <w:r>
-        <w:rPr>
-          <w:lang w:val="fr_FR" w:bidi="fr_FR"/>
-        </w:rPr>
-        <w:t xml:space="preserve">: </w:t>
-      </w:r>
-      <w:r>
-        <w:rPr>
-          <w:lang w:val="fr_FR" w:bidi="fr_FR"/>
-        </w:rPr>
         <w:t>Biblica Study Notes</w:t>
       </w:r>
       <w:r>
         <w:rPr>
           <w:lang w:val="fr_FR" w:bidi="fr_FR"/>
         </w:rPr>
-        <w:t xml:space="preserve">, </w:t>
-      </w:r>
-      <w:hyperlink r:id="rId13">
-        <w:r>
-          <w:rPr>
-            <w:lang w:val="fr_FR" w:bidi="fr_FR"/>
-          </w:rPr>
-          <w:rPr>
-            <w:color w:val="0000EE"/>
-            <w:u w:val="single"/>
-          </w:rPr>
-          <w:t>Biblica Inc.</w:t>
-        </w:r>
-      </w:hyperlink>
-      <w:r>
-        <w:rPr>
-          <w:lang w:val="fr_FR" w:bidi="fr_FR"/>
-        </w:rPr>
-        <w:t xml:space="preserve">, 2023, which is licensed under a </w:t>
-      </w:r>
-      <w:hyperlink r:id="rId14">
-        <w:r>
-          <w:rPr>
-            <w:lang w:val="fr_FR" w:bidi="fr_FR"/>
-          </w:rPr>
-          <w:rPr>
-            <w:color w:val="0000EE"/>
-            <w:u w:val="single"/>
-          </w:rPr>
-          <w:t>CC BY-SA 4.0 license</w:t>
-        </w:r>
-      </w:hyperlink>
-      <w:r>
-        <w:rPr>
-          <w:lang w:val="fr_FR" w:bidi="fr_FR"/>
-        </w:rPr>
-        <w:t>.</w:t>
-      </w:r>
-      <w:r>
-        <w:rPr>
-          <w:lang w:val="fr_FR" w:bidi="fr_FR"/>
-        </w:rPr>
-      </w:r>
-    </w:p>
-    <w:p>
-      <w:pPr/>
-      <w:r>
-        <w:rPr>
-          <w:lang w:val="fr_FR" w:bidi="fr_FR"/>
-        </w:rPr>
-      </w:r>
-      <w:r>
-        <w:rPr>
-          <w:lang w:val="fr_FR" w:bidi="fr_FR"/>
-        </w:rPr>
-        <w:t>This PDF version is provided under the same license.</w:t>
+        <w:t xml:space="preserve"> © 2023 Biblica Inc. Released under CC BY-SA 4.0 license. </w:t>
+      </w:r>
+      <w:r>
+        <w:rPr>
+          <w:lang w:val="fr_FR" w:bidi="fr_FR"/>
+        </w:rPr>
+        <w:t>Biblica Study Notes</w:t>
+      </w:r>
+      <w:r>
+        <w:rPr>
+          <w:lang w:val="fr_FR" w:bidi="fr_FR"/>
+        </w:rPr>
+        <w:t xml:space="preserve"> has been adapted in the following languages: Tok Pisin, Arabic (عربي), French (Français), Hindi (हिंदी), Indonesian (Bahasa Indonesia), Portuguese (Português), Russian (Русский), Spanish (Español), Swahili (Kiswahili), and Simplified Chinese (简体中文)from Biblica Study Notes © 2023 Biblica Inc. Released under CC BY-SA 4.0 license by Mission Mutual</w:t>
       </w:r>
       <w:r>
         <w:rPr>

--- a/fra/docx/43.content.docx
+++ b/fra/docx/43.content.docx
@@ -116,26 +116,6 @@
           <w:lang w:val="fr_FR" w:bidi="fr_FR"/>
         </w:rPr>
         <w:t>JHN</w:t>
-      </w:r>
-      <w:r>
-        <w:rPr>
-          <w:lang w:val="fr_FR" w:bidi="fr_FR"/>
-        </w:rPr>
-      </w:r>
-    </w:p>
-    <w:p>
-      <w:pPr/>
-      <w:r>
-        <w:rPr>
-          <w:lang w:val="fr_FR" w:bidi="fr_FR"/>
-        </w:rPr>
-      </w:r>
-      <w:r>
-        <w:rPr>
-          <w:i/>
-          <w:lang w:val="fr_FR" w:bidi="fr_FR"/>
-        </w:rPr>
-        <w:t>Jean 1.1–18, Jean 1.19–34, Jean 1.35–51, Jean 2.1–12, Jean 2.13–25, Jean 3.1–21, Jean 3.22–36, Jean 4.1–26, Jean 4.27–42, Jean 4.43–54, Jean 5.1–15, Jean 5.16–30, Jean 5.31–47, Jean 6.1–21, Jean 6.22–59, Jean 6.60–71, Jean 7.1–36, Jean 7.37–53, Jean 8.1–11, Jean 8.12–30, Jean 8.31–59, Jean 9.1–12, Jean 9.13–34, Jean 9.35–10.21, Jean 10.22–42, Jean 11.1–16, Jean 11.17–45, Jean 11.46–57, Jean 12.1–11, Jean 12.12–36, Jean 12.37–50, Jean 13.1–17, Jean 13.18–38, Jean 14.1–21, Jean 14.22–31, Jean 15.1–27, Jean 16.1–15, Jean 16.16–33, Jean 17.1–26, Jean 18.1–11, Jean 18.12–27, Jean 18.28–40, Jean 19.1–16, Jean 19.17–37, Jean 19.38–42, Jean 20.1–18, Jean 20.19–31, Jean 21.1–14, Jean 21.15–25</w:t>
       </w:r>
       <w:r>
         <w:rPr>

--- a/fra/docx/43.content.docx
+++ b/fra/docx/43.content.docx
@@ -19,7 +19,7 @@
         <w:rPr>
           <w:lang w:val="fr_FR" w:bidi="fr_FR"/>
         </w:rPr>
-        <w:t>Resource: Notes d'étude (Biblica)</w:t>
+        <w:t>Resource: Biblica Study Notes</w:t>
       </w:r>
       <w:r>
         <w:rPr>
@@ -78,7 +78,7 @@
         <w:rPr>
           <w:lang w:val="fr_FR" w:bidi="fr_FR"/>
         </w:rPr>
-        <w:t>Notes d'étude (Biblica)</w:t>
+        <w:t>Biblica Study Notes</w:t>
       </w:r>
     </w:p>
     <w:p>
